--- a/DBTUNING/ch28_경고메트릭_상시모니터링/ch28_경고와메트릭_상시모니터링.docx
+++ b/DBTUNING/ch28_경고메트릭_상시모니터링/ch28_경고와메트릭_상시모니터링.docx
@@ -7,7 +7,7 @@
         <w:pStyle w:val="Heading1"/>
       </w:pPr>
       <w:r>
-        <w:t>제12장  경고·메트릭 기반 상시 모니터링</w:t>
+        <w:t>제ch28  경고·메트릭 기반 상시 모니터링</w:t>
       </w:r>
     </w:p>
     <w:p>
@@ -3176,7 +3176,7 @@
     </w:p>
     <w:p>
       <w:r>
-        <w:t>임계값을 잘 잡아 두면 알림은 반드시 온다. 그 순간 중요한 것은 당황하지 않고 정해진 순서를 밟는 것이다. 알림은 증상을 알려 줄 뿐 원인을 지목하지 않는다. 이 장의 두 번째 심화가 바로 이 대응 절차다. 아래 순서는 3장의 응급 대응 절차와 13~14장의 V$ 진단 경로를 알림 상황에 맞게 재구성한 것이다.</w:t>
+        <w:t>임계값을 잘 잡아 두면 알림은 반드시 온다. 그 순간 중요한 것은 당황하지 않고 정해진 순서를 밟는 것이다. 알림은 증상을 알려 줄 뿐 원인을 지목하지 않는다. 이 장의 두 번째 심화가 바로 이 대응 절차다. 아래 순서는 ch17의 응급 대응 절차와 ch26~ch27의 V$ 진단 경로를 알림 상황에 맞게 재구성한 것이다.</w:t>
       </w:r>
     </w:p>
     <w:tbl>
@@ -3614,7 +3614,7 @@
     </w:p>
     <w:p>
       <w:r>
-        <w:t>대응하면서 반드시 함께 하는 일이 근거를 남기는 것이다(3장의 원칙). 조치 전 상태를 캡처하지 않으면 조치가 효과가 있었는지 증명할 수 없다. 알림이 울린 시각, 그때의 V$SYSMETRIC 값, 활성 세션과 대기 이벤트, 지목한 블로커와 SQL, 그리고 조치 내용과 조치 후 값을 순서대로 기록한다. 이 기록은 두 가지로 쓰인다. 첫째, 같은 알림이 다시 울렸을 때 지난번 원인과 대조해 판단을 빠르게 한다. 둘째, 특정 알림이 반복된다면 그 기록들이 곧 근본 원인(recurring root cause)을 가리키는 증거가 된다. 상시 모니터링은 한 번의 대응이 아니라 이런 기록의 축적으로 완성된다.</w:t>
+        <w:t>대응하면서 반드시 함께 하는 일이 근거를 남기는 것이다(ch17의 원칙). 조치 전 상태를 캡처하지 않으면 조치가 효과가 있었는지 증명할 수 없다. 알림이 울린 시각, 그때의 V$SYSMETRIC 값, 활성 세션과 대기 이벤트, 지목한 블로커와 SQL, 그리고 조치 내용과 조치 후 값을 순서대로 기록한다. 이 기록은 두 가지로 쓰인다. 첫째, 같은 알림이 다시 울렸을 때 지난번 원인과 대조해 판단을 빠르게 한다. 둘째, 특정 알림이 반복된다면 그 기록들이 곧 근본 원인(recurring root cause)을 가리키는 증거가 된다. 상시 모니터링은 한 번의 대응이 아니라 이런 기록의 축적으로 완성된다.</w:t>
       </w:r>
     </w:p>
     <w:tbl>
@@ -3972,7 +3972,7 @@
     </w:p>
     <w:p>
       <w:r>
-        <w:t>이 결과는 모든 행의 SOFAR와 TOTALWORK가 같아 진행률이 100%다. 즉 조회 시점에 RMAN 증분 백업이 이미 완료된 상태로 남아 있는 것이다. V$SESSION_LONGOPS의 행은 작업이 끝나도 잠시 남아 있으므로, PCT가 100인 행은 '진행 중'이 아니라 '방금 끝난' 작업이다. 진행 중인 작업을 보려면 sofar &lt; totalwork인 행만 걸러 보고, 이 백업들이 업무 시간대에 몰려 돌면 그 자체가 I/O 부하의 원인이 될 수 있으니 유지관리 윈도우(15장)와의 충돌을 점검한다.</w:t>
+        <w:t>이 결과는 모든 행의 SOFAR와 TOTALWORK가 같아 진행률이 100%다. 즉 조회 시점에 RMAN 증분 백업이 이미 완료된 상태로 남아 있는 것이다. V$SESSION_LONGOPS의 행은 작업이 끝나도 잠시 남아 있으므로, PCT가 100인 행은 '진행 중'이 아니라 '방금 끝난' 작업이다. 진행 중인 작업을 보려면 sofar &lt; totalwork인 행만 걸러 보고, 이 백업들이 업무 시간대에 몰려 돌면 그 자체가 I/O 부하의 원인이 될 수 있으니 유지관리 윈도우(ch30)와의 충돌을 점검한다.</w:t>
       </w:r>
     </w:p>
     <w:tbl>
@@ -4053,7 +4053,7 @@
     </w:p>
     <w:p>
       <w:r>
-        <w:t>장기 작업이 아니라 순간적인 활성 세션은 V$SESSION을 status='ACTIVE'로 걸러 본다. 라이선스가 없어도 이 조회를 짧은 주기로 반복하면 ASH를 흉내 낼 수 있다(1장 대안 경로). 어떤 이벤트를 기다리는 세션이 몇 개 몰려 있는지가 곧 병목의 성격이다.</w:t>
+        <w:t>장기 작업이 아니라 순간적인 활성 세션은 V$SESSION을 status='ACTIVE'로 걸러 본다. 라이선스가 없어도 이 조회를 짧은 주기로 반복하면 ASH를 흉내 낼 수 있다(ch15 대안 경로). 어떤 이벤트를 기다리는 세션이 몇 개 몰려 있는지가 곧 병목의 성격이다.</w:t>
       </w:r>
     </w:p>
     <w:tbl>
@@ -4207,7 +4207,7 @@
     <w:p/>
     <w:p>
       <w:r>
-        <w:t>부하가 없으면 행이 없을 수 있다(정상). 특정 이벤트에 세션이 몰려 있으면 그 이벤트가 지금의 병목이다. 예컨대 'enq: TX - row lock contention'에 여러 세션이 걸려 있으면 잠금 경합이고, 이때 다음 절차는 BLOCKING_SESSION으로 블로커를 찾는 것이다(14장에서 심화).</w:t>
+        <w:t>부하가 없으면 행이 없을 수 있다(정상). 특정 이벤트에 세션이 몰려 있으면 그 이벤트가 지금의 병목이다. 예컨대 'enq: TX - row lock contention'에 여러 세션이 걸려 있으면 잠금 경합이고, 이때 다음 절차는 BLOCKING_SESSION으로 블로커를 찾는 것이다(ch27에서 심화).</w:t>
       </w:r>
     </w:p>
     <w:p>
@@ -4436,7 +4436,7 @@
     <w:p/>
     <w:p>
       <w:r>
-        <w:t>누적값이므로 1장·5장에서 강조한 대로 두 시점의 차(델타)로 봐야 의미가 있다. 절대값을 그대로 읽으면 '기동 이후 총합'일 뿐이다. 서비스가 여럿이면 같은 시간 구간에서 서비스별 DB time 델타를 비교해, 부하가 어느 업무에 몰렸는지 가른다.</w:t>
+        <w:t>누적값이므로 ch15·ch19에서 강조한 대로 두 시점의 차(델타)로 봐야 의미가 있다. 절대값을 그대로 읽으면 '기동 이후 총합'일 뿐이다. 서비스가 여럿이면 같은 시간 구간에서 서비스별 DB time 델타를 비교해, 부하가 어느 업무에 몰렸는지 가른다.</w:t>
       </w:r>
     </w:p>
     <w:p>
@@ -4550,7 +4550,7 @@
                 <w:rFonts w:ascii="맑은 고딕" w:hAnsi="맑은 고딕" w:eastAsia="맑은 고딕"/>
                 <w:sz w:val="20"/>
               </w:rPr>
-              <w:t>· V$SERVICE_STATS의 value는 인스턴스 기동 이후 누적이다. 특정 구간의 서비스별 부하를 보려면 구간 시작·끝 두 시점의 값을 빼서 델타로 계산한다(1장·5장의 델타 원칙).</w:t>
+              <w:t>· V$SERVICE_STATS의 value는 인스턴스 기동 이후 누적이다. 특정 구간의 서비스별 부하를 보려면 구간 시작·끝 두 시점의 값을 빼서 델타로 계산한다(ch15·ch19의 델타 원칙).</w:t>
             </w:r>
           </w:p>
           <w:p>

--- a/DBTUNING/ch28_경고메트릭_상시모니터링/ch28_경고와메트릭_상시모니터링.docx
+++ b/DBTUNING/ch28_경고메트릭_상시모니터링/ch28_경고와메트릭_상시모니터링.docx
@@ -7,7 +7,7 @@
         <w:pStyle w:val="Heading1"/>
       </w:pPr>
       <w:r>
-        <w:t>제ch28  경고·메트릭 기반 상시 모니터링</w:t>
+        <w:t>ch28  경고·메트릭 기반 상시 모니터링</w:t>
       </w:r>
     </w:p>
     <w:p>

--- a/DBTUNING/ch28_경고메트릭_상시모니터링/ch28_경고와메트릭_상시모니터링.docx
+++ b/DBTUNING/ch28_경고메트릭_상시모니터링/ch28_경고와메트릭_상시모니터링.docx
@@ -98,7 +98,7 @@
         <w:pStyle w:val="Heading2"/>
       </w:pPr>
       <w:r>
-        <w:t>12.1  학습 목표</w:t>
+        <w:t>28.1  학습 목표</w:t>
       </w:r>
     </w:p>
     <w:p>
@@ -159,7 +159,7 @@
         <w:pStyle w:val="Heading2"/>
       </w:pPr>
       <w:r>
-        <w:t>12.2  서버 생성 알림의 구조 — 무엇이 언제 울리는가</w:t>
+        <w:t>28.2  서버 생성 알림의 구조 — 무엇이 언제 울리는가</w:t>
       </w:r>
     </w:p>
     <w:p>
@@ -1211,7 +1211,7 @@
         <w:pStyle w:val="Heading2"/>
       </w:pPr>
       <w:r>
-        <w:t>12.3  메트릭 임계값 설정 — DBMS_SERVER_ALERT.SET_THRESHOLD</w:t>
+        <w:t>28.3  메트릭 임계값 설정 — DBMS_SERVER_ALERT.SET_THRESHOLD</w:t>
       </w:r>
     </w:p>
     <w:p>
@@ -2052,7 +2052,7 @@
         <w:pStyle w:val="Heading2"/>
       </w:pPr>
       <w:r>
-        <w:t>12.4  임계값을 얼마로 잡을 것인가 — 이력 분포에서 산정한다  🔒</w:t>
+        <w:t>28.4  임계값을 얼마로 잡을 것인가 — 이력 분포에서 산정한다  🔒</w:t>
       </w:r>
     </w:p>
     <w:p>
@@ -2843,7 +2843,7 @@
                 <w:rFonts w:ascii="맑은 고딕" w:hAnsi="맑은 고딕" w:eastAsia="맑은 고딕"/>
                 <w:sz w:val="19"/>
               </w:rPr>
-              <w:t>p95를 순간적으로 스치는 값을 걸러 냄(12.3.2)</w:t>
+              <w:t>p95를 순간적으로 스치는 값을 걸러 냄(28.3.2)</w:t>
             </w:r>
           </w:p>
         </w:tc>
@@ -3171,7 +3171,7 @@
         <w:pStyle w:val="Heading2"/>
       </w:pPr>
       <w:r>
-        <w:t>12.5  알림 대응 절차 — 울렸을 때 무엇부터 보는가</w:t>
+        <w:t>28.5  알림 대응 절차 — 울렸을 때 무엇부터 보는가</w:t>
       </w:r>
     </w:p>
     <w:p>
@@ -3751,7 +3751,7 @@
         <w:pStyle w:val="Heading2"/>
       </w:pPr>
       <w:r>
-        <w:t>12.6  세션 모니터링 — 활성 세션과 장기 실행 작업</w:t>
+        <w:t>28.6  세션 모니터링 — 활성 세션과 장기 실행 작업</w:t>
       </w:r>
     </w:p>
     <w:p>
@@ -4220,7 +4220,7 @@
         <w:pStyle w:val="Heading2"/>
       </w:pPr>
       <w:r>
-        <w:t>12.7  서비스 단위 모니터링 — 업무별로 나눠 본다</w:t>
+        <w:t>28.7  서비스 단위 모니터링 — 업무별로 나눠 본다</w:t>
       </w:r>
     </w:p>
     <w:p>
@@ -4449,7 +4449,7 @@
     </w:p>
     <w:p>
       <w:r>
-        <w:t>V$SERVICEMETRIC은 서비스별 최근 구간(5초·60초)의 응답시간·CPU 사용을 메트릭으로 보여 준다. 서비스 단위로도 임계값을 걸 수 있다(12.3의 SET_THRESHOLD에서 object_type을 SERVICE로 지정). 예컨대 청구 조회 서비스의 '호출당 응답 시간'에만 경고를 걸어 두면, 배치 서비스의 부하와 무관하게 사용자 대면 업무의 악화만 정확히 포착한다.</w:t>
+        <w:t>V$SERVICEMETRIC은 서비스별 최근 구간(5초·60초)의 응답시간·CPU 사용을 메트릭으로 보여 준다. 서비스 단위로도 임계값을 걸 수 있다(28.3의 SET_THRESHOLD에서 object_type을 SERVICE로 지정). 예컨대 청구 조회 서비스의 '호출당 응답 시간'에만 경고를 걸어 두면, 배치 서비스의 부하와 무관하게 사용자 대면 업무의 악화만 정확히 포착한다.</w:t>
       </w:r>
     </w:p>
     <w:tbl>
@@ -4510,7 +4510,7 @@
     <w:p/>
     <w:p>
       <w:r>
-        <w:t>서비스 단위 감시의 진짜 힘은 12.4의 이력 산정과 결합할 때 나온다. 서비스별로 평시 분포가 다르므로, 청구 조회 서비스의 호출당 응답시간 p95와 배치 서비스의 그것은 완전히 다른 값이다. 각 서비스의 이력을 따로 뽑아 각각의 p95·p99를 임계값으로 걸면, 인스턴스 전체 하나의 기준으로는 결코 잡히지 않는 '특정 업무만의 미세한 악화'가 정확히 포착된다. 정리하면, 이 장의 세 축은 서로를 보강한다. 임계값은 이력 분포에서 산정하고(12.4), 그 감시를 서비스 단위로 쪼개며(12.7), 울렸을 때는 정해진 절차로 좁혀 간다(12.5).</w:t>
+        <w:t>서비스 단위 감시의 진짜 힘은 12.4의 이력 산정과 결합할 때 나온다. 서비스별로 평시 분포가 다르므로, 청구 조회 서비스의 호출당 응답시간 p95와 배치 서비스의 그것은 완전히 다른 값이다. 각 서비스의 이력을 따로 뽑아 각각의 p95·p99를 임계값으로 걸면, 인스턴스 전체 하나의 기준으로는 결코 잡히지 않는 '특정 업무만의 미세한 악화'가 정확히 포착된다. 정리하면, 이 장의 세 축은 서로를 보강한다. 임계값은 이력 분포에서 산정하고(28.4), 그 감시를 서비스 단위로 쪼개며(28.7), 울렸을 때는 정해진 절차로 좁혀 간다(28.5).</w:t>
       </w:r>
     </w:p>
     <w:tbl>
@@ -4574,7 +4574,7 @@
         <w:pStyle w:val="Heading2"/>
       </w:pPr>
       <w:r>
-        <w:t>12.8  흔한 함정 — 임계값을 낮게 잡아 알림 피로를 부른다</w:t>
+        <w:t>28.8  흔한 함정 — 임계값을 낮게 잡아 알림 피로를 부른다</w:t>
       </w:r>
     </w:p>
     <w:p>
@@ -4701,7 +4701,7 @@
         <w:pStyle w:val="Heading2"/>
       </w:pPr>
       <w:r>
-        <w:t>12.9  마무리 — 이 장에서 무엇을 얻었나</w:t>
+        <w:t>28.9  마무리 — 이 장에서 무엇을 얻었나</w:t>
       </w:r>
     </w:p>
     <w:p>
@@ -4773,7 +4773,7 @@
         <w:pStyle w:val="Heading2"/>
       </w:pPr>
       <w:r>
-        <w:t>12.10  실습 개요 (Practice Overview)</w:t>
+        <w:t>28.10  실습 개요 (Practice Overview)</w:t>
       </w:r>
     </w:p>
     <w:p>
